--- a/EXPORTS/DOCX/published/niveau3/Dutch/BGKW.docx
+++ b/EXPORTS/DOCX/published/niveau3/Dutch/BGKW.docx
@@ -733,25 +733,7 @@
           <w:color w:val="000000"/>
           <w:sz w:val="24"/>
         </w:rPr>
-        <w:t>. Rond dezelfde tijd werd er via een gouvernem</w:t>
-      </w:r>
-      <w:r>
-        <w:rPr>
-          <w:u w:val="single" w:color="0000ff"/>
-          <w:rFonts w:ascii="Charis SIL Regular" w:hAnsi="Charis SIL Regular" w:eastAsia="Charis SIL Regular"/>
-          <w:b w:val="0"/>
-          <w:i w:val="0"/>
-          <w:color w:val="000000"/>
-          <w:sz w:val="24"/>
-        </w:rPr>
-        <w:hyperlink r:id="rId10" w:history="1">
-          <w:r>
-            <w:rPr>
-              <w:rStyle w:val="Hyperlink"/>
-            </w:rPr>
-            <w:t>entsbesl</w:t>
-          </w:r>
-        </w:hyperlink>
+        <w:t>. Rond dezelfde tijd werd er via een gouvernementsbesl</w:t>
       </w:r>
       <w:r>
         <w:rPr>
@@ -827,21 +809,13 @@
       </w:r>
       <w:r>
         <w:rPr>
-          <w:u w:val="single" w:color="0000ff"/>
           <w:rFonts w:ascii="Charis SIL Regular" w:hAnsi="Charis SIL Regular" w:eastAsia="Charis SIL Regular"/>
           <w:b w:val="0"/>
           <w:i w:val="0"/>
           <w:color w:val="000000"/>
           <w:sz w:val="24"/>
         </w:rPr>
-        <w:hyperlink r:id="rId10" w:history="1">
-          <w:r>
-            <w:rPr>
-              <w:rStyle w:val="Hyperlink"/>
-            </w:rPr>
-            <w:t xml:space="preserve">bjecten </w:t>
-          </w:r>
-        </w:hyperlink>
+        <w:t xml:space="preserve">bjecten </w:t>
       </w:r>
       <w:r>
         <w:rPr>
@@ -1460,8 +1434,16 @@
           <w:i w:val="0"/>
           <w:color w:val="0000FF"/>
           <w:sz w:val="24"/>
+          <w:u w:val="single"/>
         </w:rPr>
-        <w:t>Arsip N</w:t>
+        <w:hyperlink r:id="rId13" w:history="1">
+          <w:r>
+            <w:rPr>
+              <w:rStyle w:val="Hyperlink"/>
+            </w:rPr>
+            <w:t>Arsip</w:t>
+          </w:r>
+        </w:hyperlink>
       </w:r>
       <w:r>
         <w:rPr>
@@ -1472,7 +1454,54 @@
           <w:sz w:val="24"/>
           <w:u w:val="single"/>
         </w:rPr>
-        <w:t xml:space="preserve">asional </w:t>
+        <w:t xml:space="preserve"> </w:t>
+      </w:r>
+      <w:r>
+        <w:rPr>
+          <w:rFonts w:ascii="Charis SIL Regular" w:hAnsi="Charis SIL Regular" w:eastAsia="Charis SIL Regular"/>
+          <w:b w:val="0"/>
+          <w:i w:val="0"/>
+          <w:color w:val="0000FF"/>
+          <w:sz w:val="24"/>
+          <w:u w:val="single"/>
+        </w:rPr>
+        <w:hyperlink r:id="rId13" w:history="1">
+          <w:r>
+            <w:rPr>
+              <w:rStyle w:val="Hyperlink"/>
+            </w:rPr>
+            <w:t>N</w:t>
+          </w:r>
+        </w:hyperlink>
+      </w:r>
+      <w:r>
+        <w:rPr>
+          <w:rFonts w:ascii="Charis SIL Regular" w:hAnsi="Charis SIL Regular" w:eastAsia="Charis SIL Regular"/>
+          <w:b w:val="0"/>
+          <w:i w:val="0"/>
+          <w:color w:val="0000FF"/>
+          <w:sz w:val="24"/>
+          <w:u w:val="single"/>
+        </w:rPr>
+        <w:hyperlink r:id="rId13" w:history="1">
+          <w:r>
+            <w:rPr>
+              <w:rStyle w:val="Hyperlink"/>
+            </w:rPr>
+            <w:t>asional</w:t>
+          </w:r>
+        </w:hyperlink>
+      </w:r>
+      <w:r>
+        <w:rPr>
+          <w:rFonts w:ascii="Charis SIL Regular" w:hAnsi="Charis SIL Regular" w:eastAsia="Charis SIL Regular"/>
+          <w:b w:val="0"/>
+          <w:i w:val="0"/>
+          <w:color w:val="0000FF"/>
+          <w:sz w:val="24"/>
+          <w:u w:val="single"/>
+        </w:rPr>
+        <w:t xml:space="preserve"> </w:t>
       </w:r>
       <w:r>
         <w:rPr>
@@ -1548,7 +1577,7 @@
           <w:sz w:val="24"/>
           <w:u w:val="single"/>
         </w:rPr>
-        <w:hyperlink r:id="rId12" w:history="1">
+        <w:hyperlink r:id="rId13" w:history="1">
           <w:r>
             <w:rPr>
               <w:rStyle w:val="Hyperlink"/>
@@ -1566,7 +1595,7 @@
           <w:sz w:val="24"/>
           <w:u w:val="single"/>
         </w:rPr>
-        <w:hyperlink r:id="rId12" w:history="1">
+        <w:hyperlink r:id="rId13" w:history="1">
           <w:r>
             <w:rPr>
               <w:rStyle w:val="Hyperlink"/>
@@ -1651,13 +1680,39 @@
       </w:r>
       <w:r>
         <w:rPr>
+          <w:u w:val="single" w:color="0000ff"/>
           <w:rFonts w:ascii="Charis SIL Regular" w:hAnsi="Charis SIL Regular" w:eastAsia="Charis SIL Regular"/>
           <w:b w:val="0"/>
           <w:i w:val="0"/>
           <w:color w:val="000000"/>
           <w:sz w:val="24"/>
         </w:rPr>
-        <w:t xml:space="preserve"> website download</w:t>
+        <w:hyperlink r:id="rId13" w:history="1">
+          <w:r>
+            <w:rPr>
+              <w:rStyle w:val="Hyperlink"/>
+            </w:rPr>
+            <w:t xml:space="preserve"> website </w:t>
+          </w:r>
+        </w:hyperlink>
+      </w:r>
+      <w:r>
+        <w:rPr>
+          <w:u w:val="single" w:color="0000ff"/>
+          <w:rFonts w:ascii="Charis SIL Regular" w:hAnsi="Charis SIL Regular" w:eastAsia="Charis SIL Regular"/>
+          <w:b w:val="0"/>
+          <w:i w:val="0"/>
+          <w:color w:val="000000"/>
+          <w:sz w:val="24"/>
+        </w:rPr>
+        <w:hyperlink r:id="rId13" w:history="1">
+          <w:r>
+            <w:rPr>
+              <w:rStyle w:val="Hyperlink"/>
+            </w:rPr>
+            <w:t>download</w:t>
+          </w:r>
+        </w:hyperlink>
       </w:r>
       <w:r>
         <w:rPr>

--- a/EXPORTS/DOCX/published/niveau3/Dutch/BGKW.docx
+++ b/EXPORTS/DOCX/published/niveau3/Dutch/BGKW.docx
@@ -733,7 +733,25 @@
           <w:color w:val="000000"/>
           <w:sz w:val="24"/>
         </w:rPr>
-        <w:t>. Rond dezelfde tijd werd er via een gouvernementsbesl</w:t>
+        <w:t>. Rond dezelfde tijd werd er via een gouvernem</w:t>
+      </w:r>
+      <w:r>
+        <w:rPr>
+          <w:u w:val="single" w:color="0000ff"/>
+          <w:rFonts w:ascii="Charis SIL Regular" w:hAnsi="Charis SIL Regular" w:eastAsia="Charis SIL Regular"/>
+          <w:b w:val="0"/>
+          <w:i w:val="0"/>
+          <w:color w:val="000000"/>
+          <w:sz w:val="24"/>
+        </w:rPr>
+        <w:hyperlink r:id="rId10" w:history="1">
+          <w:r>
+            <w:rPr>
+              <w:rStyle w:val="Hyperlink"/>
+            </w:rPr>
+            <w:t>entsbesl</w:t>
+          </w:r>
+        </w:hyperlink>
       </w:r>
       <w:r>
         <w:rPr>
@@ -809,13 +827,21 @@
       </w:r>
       <w:r>
         <w:rPr>
+          <w:u w:val="single" w:color="0000ff"/>
           <w:rFonts w:ascii="Charis SIL Regular" w:hAnsi="Charis SIL Regular" w:eastAsia="Charis SIL Regular"/>
           <w:b w:val="0"/>
           <w:i w:val="0"/>
           <w:color w:val="000000"/>
           <w:sz w:val="24"/>
         </w:rPr>
-        <w:t xml:space="preserve">bjecten </w:t>
+        <w:hyperlink r:id="rId10" w:history="1">
+          <w:r>
+            <w:rPr>
+              <w:rStyle w:val="Hyperlink"/>
+            </w:rPr>
+            <w:t xml:space="preserve">bjecten </w:t>
+          </w:r>
+        </w:hyperlink>
       </w:r>
       <w:r>
         <w:rPr>
@@ -1465,14 +1491,7 @@
           <w:sz w:val="24"/>
           <w:u w:val="single"/>
         </w:rPr>
-        <w:hyperlink r:id="rId13" w:history="1">
-          <w:r>
-            <w:rPr>
-              <w:rStyle w:val="Hyperlink"/>
-            </w:rPr>
-            <w:t>N</w:t>
-          </w:r>
-        </w:hyperlink>
+        <w:t>N</w:t>
       </w:r>
       <w:r>
         <w:rPr>
@@ -1483,7 +1502,7 @@
           <w:sz w:val="24"/>
           <w:u w:val="single"/>
         </w:rPr>
-        <w:hyperlink r:id="rId13" w:history="1">
+        <w:hyperlink r:id="rId12" w:history="1">
           <w:r>
             <w:rPr>
               <w:rStyle w:val="Hyperlink"/>
@@ -1512,7 +1531,7 @@
           <w:sz w:val="24"/>
           <w:u w:val="single"/>
         </w:rPr>
-        <w:hyperlink r:id="rId13" w:history="1">
+        <w:hyperlink r:id="rId12" w:history="1">
           <w:r>
             <w:rPr>
               <w:rStyle w:val="Hyperlink"/>
@@ -1530,7 +1549,7 @@
           <w:sz w:val="24"/>
           <w:u w:val="single"/>
         </w:rPr>
-        <w:hyperlink r:id="rId13" w:history="1">
+        <w:hyperlink r:id="rId12" w:history="1">
           <w:r>
             <w:rPr>
               <w:rStyle w:val="Hyperlink"/>
